--- a/syllabus/CSCI340-syllabus-UM-template-Autumn-2026-draft.docx
+++ b/syllabus/CSCI340-syllabus-UM-template-Autumn-2026-draft.docx
@@ -452,7 +452,7 @@
         <w:rPr>
           <w:sz w:val="24"/>
         </w:rPr>
-        <w:t>At least one scheduled hour per week; final time, location, and virtual option to be announced</w:t>
+        <w:t>Published with the final course offering</w:t>
       </w:r>
     </w:p>
     <w:p>

--- a/syllabus/CSCI340-syllabus-UM-template-Autumn-2026-draft.docx
+++ b/syllabus/CSCI340-syllabus-UM-template-Autumn-2026-draft.docx
@@ -249,7 +249,7 @@
         <w:rPr>
           <w:sz w:val="24"/>
         </w:rPr>
-        <w:t>To be scheduled</w:t>
+        <w:t>M,W,F; 1:00PM</w:t>
       </w:r>
     </w:p>
     <w:p>
@@ -276,7 +276,7 @@
         <w:rPr>
           <w:sz w:val="24"/>
         </w:rPr>
-        <w:t>To be scheduled</w:t>
+        <w:t>SS254</w:t>
       </w:r>
     </w:p>
     <w:p>
@@ -303,7 +303,7 @@
         <w:rPr>
           <w:sz w:val="24"/>
         </w:rPr>
-        <w:t>Published with the final course offering</w:t>
+        <w:t>In Person</w:t>
       </w:r>
     </w:p>
     <w:p>
@@ -371,7 +371,7 @@
         <w:rPr>
           <w:sz w:val="24"/>
         </w:rPr>
-        <w:t>To be announced with the final course offering</w:t>
+        <w:t>Jacob Downs</w:t>
       </w:r>
     </w:p>
     <w:p>
@@ -398,7 +398,7 @@
         <w:rPr>
           <w:sz w:val="24"/>
         </w:rPr>
-        <w:t>Published with the final course offering</w:t>
+        <w:t>jacob.downs@umt.edu</w:t>
       </w:r>
     </w:p>
     <w:p>
@@ -425,7 +425,7 @@
         <w:rPr>
           <w:sz w:val="24"/>
         </w:rPr>
-        <w:t>Published with the final course offering</w:t>
+        <w:t>SS408</w:t>
       </w:r>
     </w:p>
     <w:p>
@@ -452,7 +452,7 @@
         <w:rPr>
           <w:sz w:val="24"/>
         </w:rPr>
-        <w:t>Published with the final course offering</w:t>
+        <w:t>T, Th 11AM-12PM, W 2PM-3PM</w:t>
       </w:r>
     </w:p>
     <w:p>
@@ -479,7 +479,7 @@
         <w:rPr>
           <w:sz w:val="24"/>
         </w:rPr>
-        <w:t>To be determined</w:t>
+        <w:t>TBD</w:t>
       </w:r>
     </w:p>
     <w:p>
